--- a/registry/jobs/2026-10-04_183713_comparasemplice_it-senior-developer_86fa502f-23b7-4734-acfc-3821ef957d10/application/cv.docx
+++ b/registry/jobs/2026-10-04_183713_comparasemplice_it-senior-developer_86fa502f-23b7-4734-acfc-3821ef957d10/application/cv.docx
@@ -55,7 +55,7 @@
         </w:rPr>
         <w:t xml:space="preserve">Roma, Italia · +39 351 370 1194 · </w:t>
       </w:r>
-      <w:hyperlink w:history="1" r:id="rIdps5fsqmtlo5tge7je9dkg">
+      <w:hyperlink w:history="1" r:id="rIdb6ay75fxcvdrza9va7gsg">
         <w:r>
           <w:rPr>
             <w:rFonts w:ascii="Aptos" w:cs="Aptos" w:eastAsia="Aptos" w:hAnsi="Aptos"/>
@@ -85,7 +85,7 @@
         </w:rPr>
         <w:t xml:space="preserve">LinkedIn: </w:t>
       </w:r>
-      <w:hyperlink w:history="1" r:id="rIdrwsfxyov1g4a2ef3w28uz">
+      <w:hyperlink w:history="1" r:id="rIdzjwzosrbfjynzpit_q2ez">
         <w:r>
           <w:rPr>
             <w:rFonts w:ascii="Aptos" w:cs="Aptos" w:eastAsia="Aptos" w:hAnsi="Aptos"/>
@@ -108,7 +108,7 @@
         </w:rPr>
         <w:t xml:space="preserve"> · GitHub: </w:t>
       </w:r>
-      <w:hyperlink w:history="1" r:id="rIderdyi2ahqj6c08yixytlk">
+      <w:hyperlink w:history="1" r:id="rIdd9nzzhdva78_sgmqtcdho">
         <w:r>
           <w:rPr>
             <w:rFonts w:ascii="Aptos" w:cs="Aptos" w:eastAsia="Aptos" w:hAnsi="Aptos"/>
@@ -156,7 +156,7 @@
           <w:szCs w:val="24"/>
           <w:rtl w:val="false"/>
         </w:rPr>
-        <w:t xml:space="preserve">Senior backend engineer con oltre 15 anni di esperienza nello sviluppo di sistemi in produzione in PHP e Go. Lavoro su API, integrazioni, database SQL, automazione e sistemi event-driven, con attenzione concreta a sicurezza dei dati, affidabilità e manutenibilità. L'esperienza recente combina ownership tecnica di integrazioni PHP/Laravel per analytics e servizi esterni con piattaforme di supporto basate su API e canali conversazionali. Cerco un ruolo hands-on in cui contribuire alla progettazione e all'evoluzione di prodotti digitali affidabili.</w:t>
+        <w:t xml:space="preserve">Senior backend engineer con oltre 15 anni di esperienza nello sviluppo di sistemi in produzione in PHP e Go. Lavoro su API, integrazioni, database SQL e sistemi event-driven, con attenzione a sicurezza, affidabilità e manutenibilità. L'esperienza recente combina responsabilità tecnica su analytics e integrazioni PHP/Laravel con piattaforme di supporto basate su API e canali conversazionali.</w:t>
       </w:r>
     </w:p>
     <w:p>
@@ -253,46 +253,17 @@
           <w:szCs w:val="24"/>
           <w:rtl w:val="false"/>
         </w:rPr>
-        <w:t xml:space="preserve">Piattaforma e delivery:</w:t>
-      </w:r>
-      <w:r>
-        <w:rPr>
-          <w:rFonts w:ascii="Aptos" w:cs="Aptos" w:eastAsia="Aptos" w:hAnsi="Aptos"/>
-          <w:color w:val="000000"/>
-          <w:sz w:val="24"/>
-          <w:szCs w:val="24"/>
-          <w:rtl w:val="false"/>
-        </w:rPr>
-        <w:t xml:space="preserve"> AWS, Kubernetes, GitHub Actions, CI/CD</w:t>
-      </w:r>
-    </w:p>
-    <w:p>
-      <w:pPr>
-        <w:bidi w:val="false"/>
-        <w:spacing w:after="120" w:before="120" w:line="259.20000000000005"/>
-        <w:jc w:val="left"/>
-      </w:pPr>
-      <w:r>
-        <w:rPr>
-          <w:rFonts w:ascii="Aptos" w:cs="Aptos" w:eastAsia="Aptos" w:hAnsi="Aptos"/>
-          <w:b/>
-          <w:bCs/>
-          <w:color w:val="000000"/>
-          <w:sz w:val="24"/>
-          <w:szCs w:val="24"/>
-          <w:rtl w:val="false"/>
-        </w:rPr>
-        <w:t xml:space="preserve">Affidabilità e progettazione:</w:t>
-      </w:r>
-      <w:r>
-        <w:rPr>
-          <w:rFonts w:ascii="Aptos" w:cs="Aptos" w:eastAsia="Aptos" w:hAnsi="Aptos"/>
-          <w:color w:val="000000"/>
-          <w:sz w:val="24"/>
-          <w:szCs w:val="24"/>
-          <w:rtl w:val="false"/>
-        </w:rPr>
-        <w:t xml:space="preserve"> sistemi event-driven, RabbitMQ, monitoraggio</w:t>
+        <w:t xml:space="preserve">Piattaforma e affidabilità:</w:t>
+      </w:r>
+      <w:r>
+        <w:rPr>
+          <w:rFonts w:ascii="Aptos" w:cs="Aptos" w:eastAsia="Aptos" w:hAnsi="Aptos"/>
+          <w:color w:val="000000"/>
+          <w:sz w:val="24"/>
+          <w:szCs w:val="24"/>
+          <w:rtl w:val="false"/>
+        </w:rPr>
+        <w:t xml:space="preserve"> AWS, Kubernetes, GitHub Actions, CI/CD, RabbitMQ, monitoraggio</w:t>
       </w:r>
     </w:p>
     <w:p>
@@ -323,16 +294,16 @@
         <w:spacing w:after="120" w:before="240"/>
         <w:keepNext/>
       </w:pPr>
-      <w:bookmarkStart w:name="_Toc_Simplelife_Software_Developer_20232026_5" w:id="1"/>
-      <w:r>
-        <w:rPr>
-          <w:rFonts w:ascii="Aptos" w:cs="Aptos" w:eastAsia="Aptos" w:hAnsi="Aptos"/>
-          <w:color w:val="000000"/>
-          <w:sz w:val="24"/>
-          <w:szCs w:val="24"/>
-          <w:rtl w:val="false"/>
-        </w:rPr>
-        <w:t xml:space="preserve">Simple.life — Software Developer | 2023–2026</w:t>
+      <w:bookmarkStart w:name="_Toc_Simplelife_Software_Developer_November_2_5" w:id="1"/>
+      <w:r>
+        <w:rPr>
+          <w:rFonts w:ascii="Aptos" w:cs="Aptos" w:eastAsia="Aptos" w:hAnsi="Aptos"/>
+          <w:color w:val="000000"/>
+          <w:sz w:val="24"/>
+          <w:szCs w:val="24"/>
+          <w:rtl w:val="false"/>
+        </w:rPr>
+        <w:t xml:space="preserve">Simple.life — Software Developer | November 2023 – 2026</w:t>
       </w:r>
       <w:bookmarkEnd w:id="1"/>
     </w:p>
@@ -355,7 +326,7 @@
           <w:szCs w:val="24"/>
           <w:rtl w:val="false"/>
         </w:rPr>
-        <w:t xml:space="preserve">Progettato e portato in produzione una piattaforma di chiamate outbound su Amazon Connect, con architettura backend, controlli di accesso e protezioni per dati personali sottoposti a security sign-off.</w:t>
+        <w:t xml:space="preserve">Progettato e portato in produzione una piattaforma outbound su Amazon Connect, con architettura backend e protezioni dei dati personali sottoposte a security sign-off.</w:t>
       </w:r>
     </w:p>
     <w:p>
@@ -376,7 +347,7 @@
           <w:szCs w:val="24"/>
           <w:rtl w:val="false"/>
         </w:rPr>
-        <w:t xml:space="preserve">Realizzato un gateway Go multi-tenant che astrae Intercom e Zendesk dietro un modello eventi comune, con contratti OpenAPI, webhook e adapter per entrambi i servizi, abilitando la prima demo B2B dell'azienda per il prodotto di supporto AI.</w:t>
+        <w:t xml:space="preserve">Realizzato un gateway Go per Intercom e Zendesk con contratti OpenAPI e webhook, abilitando la prima demo B2B del prodotto di supporto AI.</w:t>
       </w:r>
     </w:p>
     <w:p>
@@ -397,8 +368,46 @@
           <w:szCs w:val="24"/>
           <w:rtl w:val="false"/>
         </w:rPr>
-        <w:t xml:space="preserve">Consolidato tre pipeline Snowflake–Intercom in un unico motore riutilizzabile, rimuovendo il limite di 100 elementi al giorno e le riletture quotidiane dell'intera cronologia senza interruzioni del servizio.</w:t>
-      </w:r>
+        <w:t xml:space="preserve">Consolidato tre pipeline Snowflake–Intercom, eliminando il limite di 100 elementi giornalieri e le riletture della cronologia senza interruzioni del servizio.</w:t>
+      </w:r>
+    </w:p>
+    <w:p>
+      <w:pPr>
+        <w:bidi w:val="false"/>
+        <w:spacing w:after="120" w:before="120" w:line="259.20000000000005"/>
+        <w:jc w:val="left"/>
+      </w:pPr>
+      <w:r>
+        <w:rPr>
+          <w:rFonts w:ascii="Aptos" w:cs="Aptos" w:eastAsia="Aptos" w:hAnsi="Aptos"/>
+          <w:color w:val="000000"/>
+          <w:sz w:val="24"/>
+          <w:szCs w:val="24"/>
+          <w:rtl w:val="false"/>
+        </w:rPr>
+        <w:t xml:space="preserve">Technologies: Go, PostgreSQL, AWS, Amazon Connect, Kubernetes, OpenAPI.</w:t>
+      </w:r>
+    </w:p>
+    <w:p>
+      <w:pPr>
+        <w:pStyle w:val="3"/>
+        <w:pStyle w:val="Heading3"/>
+        <w:bidi w:val="false"/>
+        <w:spacing w:after="120" w:before="240"/>
+        <w:keepNext/>
+      </w:pPr>
+      <w:bookmarkStart w:name="_Toc_CRURATED_PHP_Software_Developer_consulen_6" w:id="1"/>
+      <w:r>
+        <w:rPr>
+          <w:rFonts w:ascii="Aptos" w:cs="Aptos" w:eastAsia="Aptos" w:hAnsi="Aptos"/>
+          <w:color w:val="000000"/>
+          <w:sz w:val="24"/>
+          <w:szCs w:val="24"/>
+          <w:rtl w:val="false"/>
+        </w:rPr>
+        <w:t xml:space="preserve">CRURATED — PHP Software Developer, consulenza part-time parallela | August 2024 – January 2026</w:t>
+      </w:r>
+      <w:bookmarkEnd w:id="1"/>
     </w:p>
     <w:p>
       <w:pPr>
@@ -409,55 +418,18 @@
         </w:numPr>
         <w:bidi w:val="false"/>
         <w:spacing w:after="60" w:before="60"/>
-      </w:pPr>
-      <w:r>
-        <w:rPr>
-          <w:rFonts w:ascii="Aptos" w:cs="Aptos" w:eastAsia="Aptos" w:hAnsi="Aptos"/>
-          <w:color w:val="000000"/>
-          <w:sz w:val="24"/>
-          <w:szCs w:val="24"/>
-          <w:rtl w:val="false"/>
-        </w:rPr>
-        <w:t xml:space="preserve">Sviluppato strumenti backend per annullamenti, rimborsi, categorizzazione e gestione delle recensioni per il supporto clienti.</w:t>
-      </w:r>
-    </w:p>
-    <w:p>
-      <w:pPr>
-        <w:bidi w:val="false"/>
-        <w:spacing w:after="120" w:before="120" w:line="259.20000000000005"/>
-        <w:jc w:val="left"/>
-      </w:pPr>
-      <w:r>
-        <w:rPr>
-          <w:rFonts w:ascii="Aptos" w:cs="Aptos" w:eastAsia="Aptos" w:hAnsi="Aptos"/>
-          <w:color w:val="000000"/>
-          <w:sz w:val="24"/>
-          <w:szCs w:val="24"/>
-          <w:rtl w:val="false"/>
-        </w:rPr>
-        <w:t xml:space="preserve">Technologies: Go, PostgreSQL, AWS, Amazon Connect, SQS, Kubernetes, Intercom API, Zendesk API, Snowflake, OpenAPI.</w:t>
-      </w:r>
-    </w:p>
-    <w:p>
-      <w:pPr>
-        <w:pStyle w:val="3"/>
-        <w:pStyle w:val="Heading3"/>
-        <w:bidi w:val="false"/>
-        <w:spacing w:after="120" w:before="240"/>
         <w:keepNext/>
       </w:pPr>
-      <w:bookmarkStart w:name="_Toc_CRURATED_PHP_Software_Developer_incarico_6" w:id="1"/>
-      <w:r>
-        <w:rPr>
-          <w:rFonts w:ascii="Aptos" w:cs="Aptos" w:eastAsia="Aptos" w:hAnsi="Aptos"/>
-          <w:color w:val="000000"/>
-          <w:sz w:val="24"/>
-          <w:szCs w:val="24"/>
-          <w:rtl w:val="false"/>
-        </w:rPr>
-        <w:t xml:space="preserve">CRURATED — PHP Software Developer, incarico di consulenza part-time parallelo | 2024–2026</w:t>
-      </w:r>
-      <w:bookmarkEnd w:id="1"/>
+      <w:r>
+        <w:rPr>
+          <w:rFonts w:ascii="Aptos" w:cs="Aptos" w:eastAsia="Aptos" w:hAnsi="Aptos"/>
+          <w:color w:val="000000"/>
+          <w:sz w:val="24"/>
+          <w:szCs w:val="24"/>
+          <w:rtl w:val="false"/>
+        </w:rPr>
+        <w:t xml:space="preserve">Avuto piena responsabilità tecnica del DataLake e degli analytics in produzione, aumentando il throughput oltre 10x secondo Grafana e osservazione operativa.</w:t>
+      </w:r>
     </w:p>
     <w:p>
       <w:pPr>
@@ -468,17 +440,16 @@
         </w:numPr>
         <w:bidi w:val="false"/>
         <w:spacing w:after="60" w:before="60"/>
-        <w:keepNext/>
-      </w:pPr>
-      <w:r>
-        <w:rPr>
-          <w:rFonts w:ascii="Aptos" w:cs="Aptos" w:eastAsia="Aptos" w:hAnsi="Aptos"/>
-          <w:color w:val="000000"/>
-          <w:sz w:val="24"/>
-          <w:szCs w:val="24"/>
-          <w:rtl w:val="false"/>
-        </w:rPr>
-        <w:t xml:space="preserve">Avuto piena responsabilità tecnica del DataLake e dell'analytics degli eventi in produzione, con throughput aumentato di oltre 10x secondo Grafana e osservazione operativa.</w:t>
+      </w:pPr>
+      <w:r>
+        <w:rPr>
+          <w:rFonts w:ascii="Aptos" w:cs="Aptos" w:eastAsia="Aptos" w:hAnsi="Aptos"/>
+          <w:color w:val="000000"/>
+          <w:sz w:val="24"/>
+          <w:szCs w:val="24"/>
+          <w:rtl w:val="false"/>
+        </w:rPr>
+        <w:t xml:space="preserve">Reso modulare l'avvio dei nuovi stream analytics, riducendolo da alcuni giorni a meno di quattro ore.</w:t>
       </w:r>
     </w:p>
     <w:p>
@@ -499,8 +470,46 @@
           <w:szCs w:val="24"/>
           <w:rtl w:val="false"/>
         </w:rPr>
-        <w:t xml:space="preserve">Reso modulare la configurazione dei nuovi stream analytics, riducendo l'avvio da alcuni giorni a meno di quattro ore.</w:t>
-      </w:r>
+        <w:t xml:space="preserve">Realizzato la pubblicazione parallela delle versioni degli eventi, mantenendo la compatibilità durante l'evoluzione degli schemi in produzione.</w:t>
+      </w:r>
+    </w:p>
+    <w:p>
+      <w:pPr>
+        <w:bidi w:val="false"/>
+        <w:spacing w:after="120" w:before="120" w:line="259.20000000000005"/>
+        <w:jc w:val="left"/>
+      </w:pPr>
+      <w:r>
+        <w:rPr>
+          <w:rFonts w:ascii="Aptos" w:cs="Aptos" w:eastAsia="Aptos" w:hAnsi="Aptos"/>
+          <w:color w:val="000000"/>
+          <w:sz w:val="24"/>
+          <w:szCs w:val="24"/>
+          <w:rtl w:val="false"/>
+        </w:rPr>
+        <w:t xml:space="preserve">Technologies: PHP, Laravel, AWS, EventBridge, API REST, webhook.</w:t>
+      </w:r>
+    </w:p>
+    <w:p>
+      <w:pPr>
+        <w:pStyle w:val="3"/>
+        <w:pStyle w:val="Heading3"/>
+        <w:bidi w:val="false"/>
+        <w:spacing w:after="120" w:before="240"/>
+        <w:keepNext/>
+      </w:pPr>
+      <w:bookmarkStart w:name="_Toc_airSlate_Software_Developer_responsabili_7" w:id="1"/>
+      <w:r>
+        <w:rPr>
+          <w:rFonts w:ascii="Aptos" w:cs="Aptos" w:eastAsia="Aptos" w:hAnsi="Aptos"/>
+          <w:color w:val="000000"/>
+          <w:sz w:val="24"/>
+          <w:szCs w:val="24"/>
+          <w:rtl w:val="false"/>
+        </w:rPr>
+        <w:t xml:space="preserve">airSlate — Software Developer, responsabilità di backend lead | February 2021 – August 2023</w:t>
+      </w:r>
+      <w:bookmarkEnd w:id="1"/>
     </w:p>
     <w:p>
       <w:pPr>
@@ -511,16 +520,17 @@
         </w:numPr>
         <w:bidi w:val="false"/>
         <w:spacing w:after="60" w:before="60"/>
-      </w:pPr>
-      <w:r>
-        <w:rPr>
-          <w:rFonts w:ascii="Aptos" w:cs="Aptos" w:eastAsia="Aptos" w:hAnsi="Aptos"/>
-          <w:color w:val="000000"/>
-          <w:sz w:val="24"/>
-          <w:szCs w:val="24"/>
-          <w:rtl w:val="false"/>
-        </w:rPr>
-        <w:t xml:space="preserve">Realizzato la pubblicazione parallela di versioni degli eventi in produzione, mantenendo la compatibilità durante l'evoluzione degli schemi.</w:t>
+        <w:keepNext/>
+      </w:pPr>
+      <w:r>
+        <w:rPr>
+          <w:rFonts w:ascii="Aptos" w:cs="Aptos" w:eastAsia="Aptos" w:hAnsi="Aptos"/>
+          <w:color w:val="000000"/>
+          <w:sz w:val="24"/>
+          <w:szCs w:val="24"/>
+          <w:rtl w:val="false"/>
+        </w:rPr>
+        <w:t xml:space="preserve">Guidato il lavoro sulle prestazioni API, riducendo i tempi medi di risposta di circa il 30%, con misurazioni in Prometheus.</w:t>
       </w:r>
     </w:p>
     <w:p>
@@ -541,46 +551,8 @@
           <w:szCs w:val="24"/>
           <w:rtl w:val="false"/>
         </w:rPr>
-        <w:t xml:space="preserve">Gestito tecnicamente l'integrazione Crutrade in produzione: autenticazione e OTP, collegamento account, import/export delle collezioni, verifica della proprietà degli acquisti e logging delle richieste e risposte.</w:t>
-      </w:r>
-    </w:p>
-    <w:p>
-      <w:pPr>
-        <w:bidi w:val="false"/>
-        <w:spacing w:after="120" w:before="120" w:line="259.20000000000005"/>
-        <w:jc w:val="left"/>
-      </w:pPr>
-      <w:r>
-        <w:rPr>
-          <w:rFonts w:ascii="Aptos" w:cs="Aptos" w:eastAsia="Aptos" w:hAnsi="Aptos"/>
-          <w:color w:val="000000"/>
-          <w:sz w:val="24"/>
-          <w:szCs w:val="24"/>
-          <w:rtl w:val="false"/>
-        </w:rPr>
-        <w:t xml:space="preserve">Technologies: PHP, Laravel, AWS, EventBridge, code, API REST, webhook, S3.</w:t>
-      </w:r>
-    </w:p>
-    <w:p>
-      <w:pPr>
-        <w:pStyle w:val="3"/>
-        <w:pStyle w:val="Heading3"/>
-        <w:bidi w:val="false"/>
-        <w:spacing w:after="120" w:before="240"/>
-        <w:keepNext/>
-      </w:pPr>
-      <w:bookmarkStart w:name="_Toc_PDFfiller_Software_Developer_20162019_7" w:id="1"/>
-      <w:r>
-        <w:rPr>
-          <w:rFonts w:ascii="Aptos" w:cs="Aptos" w:eastAsia="Aptos" w:hAnsi="Aptos"/>
-          <w:color w:val="000000"/>
-          <w:sz w:val="24"/>
-          <w:szCs w:val="24"/>
-          <w:rtl w:val="false"/>
-        </w:rPr>
-        <w:t xml:space="preserve">PDFfiller — Software Developer | 2016–2019</w:t>
-      </w:r>
-      <w:bookmarkEnd w:id="1"/>
+        <w:t xml:space="preserve">Guidato il miglioramento delle pipeline CI/CD, accorciando i tempi di delivery di 11 minuti, circa il 70%.</w:t>
+      </w:r>
     </w:p>
     <w:p>
       <w:pPr>
@@ -591,18 +563,55 @@
         </w:numPr>
         <w:bidi w:val="false"/>
         <w:spacing w:after="60" w:before="60"/>
+      </w:pPr>
+      <w:r>
+        <w:rPr>
+          <w:rFonts w:ascii="Aptos" w:cs="Aptos" w:eastAsia="Aptos" w:hAnsi="Aptos"/>
+          <w:color w:val="000000"/>
+          <w:sz w:val="24"/>
+          <w:szCs w:val="24"/>
+          <w:rtl w:val="false"/>
+        </w:rPr>
+        <w:t xml:space="preserve">Coordinato il lavoro backend e seguito le metriche del team, aumentando il ritmo di consegna delle funzionalità di circa il 20%.</w:t>
+      </w:r>
+    </w:p>
+    <w:p>
+      <w:pPr>
+        <w:bidi w:val="false"/>
+        <w:spacing w:after="120" w:before="120" w:line="259.20000000000005"/>
+        <w:jc w:val="left"/>
+      </w:pPr>
+      <w:r>
+        <w:rPr>
+          <w:rFonts w:ascii="Aptos" w:cs="Aptos" w:eastAsia="Aptos" w:hAnsi="Aptos"/>
+          <w:color w:val="000000"/>
+          <w:sz w:val="24"/>
+          <w:szCs w:val="24"/>
+          <w:rtl w:val="false"/>
+        </w:rPr>
+        <w:t xml:space="preserve">Technologies: PHP, Laravel, MySQL, Prometheus, API REST, CI/CD.</w:t>
+      </w:r>
+    </w:p>
+    <w:p>
+      <w:pPr>
+        <w:pStyle w:val="3"/>
+        <w:pStyle w:val="Heading3"/>
+        <w:bidi w:val="false"/>
+        <w:spacing w:after="120" w:before="240"/>
         <w:keepNext/>
       </w:pPr>
-      <w:r>
-        <w:rPr>
-          <w:rFonts w:ascii="Aptos" w:cs="Aptos" w:eastAsia="Aptos" w:hAnsi="Aptos"/>
-          <w:color w:val="000000"/>
-          <w:sz w:val="24"/>
-          <w:szCs w:val="24"/>
-          <w:rtl w:val="false"/>
-        </w:rPr>
-        <w:t xml:space="preserve">Guidato cinque backend engineer nello sviluppo di un servizio di email transazionali ad alto volume.</w:t>
-      </w:r>
+      <w:bookmarkStart w:name="_Toc_Hyprr_Technical_Lead_November_2019_Janua_8" w:id="1"/>
+      <w:r>
+        <w:rPr>
+          <w:rFonts w:ascii="Aptos" w:cs="Aptos" w:eastAsia="Aptos" w:hAnsi="Aptos"/>
+          <w:color w:val="000000"/>
+          <w:sz w:val="24"/>
+          <w:szCs w:val="24"/>
+          <w:rtl w:val="false"/>
+        </w:rPr>
+        <w:t xml:space="preserve">Hyprr — Technical Lead | November 2019 – January 2021</w:t>
+      </w:r>
+      <w:bookmarkEnd w:id="1"/>
     </w:p>
     <w:p>
       <w:pPr>
@@ -613,33 +622,136 @@
         </w:numPr>
         <w:bidi w:val="false"/>
         <w:spacing w:after="60" w:before="60"/>
-      </w:pPr>
-      <w:r>
-        <w:rPr>
-          <w:rFonts w:ascii="Aptos" w:cs="Aptos" w:eastAsia="Aptos" w:hAnsi="Aptos"/>
-          <w:color w:val="000000"/>
-          <w:sz w:val="24"/>
-          <w:szCs w:val="24"/>
-          <w:rtl w:val="false"/>
-        </w:rPr>
-        <w:t xml:space="preserve">Preparato il servizio per circa 3 milioni di email mensili e per picchi BFCM fino a dieci volte il traffico ordinario, con attenzione a capacità e affidabilità della messaggistica.</w:t>
-      </w:r>
-    </w:p>
-    <w:p>
-      <w:pPr>
-        <w:bidi w:val="false"/>
-        <w:spacing w:after="120" w:before="120" w:line="259.20000000000005"/>
-        <w:jc w:val="left"/>
-      </w:pPr>
-      <w:r>
-        <w:rPr>
-          <w:rFonts w:ascii="Aptos" w:cs="Aptos" w:eastAsia="Aptos" w:hAnsi="Aptos"/>
-          <w:color w:val="000000"/>
-          <w:sz w:val="24"/>
-          <w:szCs w:val="24"/>
-          <w:rtl w:val="false"/>
-        </w:rPr>
-        <w:t xml:space="preserve">Technologies: PHP, Laravel, MySQL, RabbitMQ, infrastruttura email, DNS, DKIM, SPF, DMARC.</w:t>
+        <w:keepNext/>
+      </w:pPr>
+      <w:r>
+        <w:rPr>
+          <w:rFonts w:ascii="Aptos" w:cs="Aptos" w:eastAsia="Aptos" w:hAnsi="Aptos"/>
+          <w:color w:val="000000"/>
+          <w:sz w:val="24"/>
+          <w:szCs w:val="24"/>
+          <w:rtl w:val="false"/>
+        </w:rPr>
+        <w:t xml:space="preserve">Portato il prodotto dal prototipo alla closed beta in meno di sei mesi.</w:t>
+      </w:r>
+    </w:p>
+    <w:p>
+      <w:pPr>
+        <w:pStyle w:val="ListParagraph"/>
+        <w:numPr>
+          <w:ilvl w:val="0"/>
+          <w:numId w:val="1"/>
+        </w:numPr>
+        <w:bidi w:val="false"/>
+        <w:spacing w:after="60" w:before="60"/>
+      </w:pPr>
+      <w:r>
+        <w:rPr>
+          <w:rFonts w:ascii="Aptos" w:cs="Aptos" w:eastAsia="Aptos" w:hAnsi="Aptos"/>
+          <w:color w:val="000000"/>
+          <w:sz w:val="24"/>
+          <w:szCs w:val="24"/>
+          <w:rtl w:val="false"/>
+        </w:rPr>
+        <w:t xml:space="preserve">Definito con il CTO lo stack e la roadmap tecnologica, guidando lo sviluppo backend del prodotto con microservizi e serverless.</w:t>
+      </w:r>
+    </w:p>
+    <w:p>
+      <w:pPr>
+        <w:bidi w:val="false"/>
+        <w:spacing w:after="120" w:before="120" w:line="259.20000000000005"/>
+        <w:jc w:val="left"/>
+      </w:pPr>
+      <w:r>
+        <w:rPr>
+          <w:rFonts w:ascii="Aptos" w:cs="Aptos" w:eastAsia="Aptos" w:hAnsi="Aptos"/>
+          <w:color w:val="000000"/>
+          <w:sz w:val="24"/>
+          <w:szCs w:val="24"/>
+          <w:rtl w:val="false"/>
+        </w:rPr>
+        <w:t xml:space="preserve">Technologies: PHP, Go, Laravel, MySQL, AWS, microservizi.</w:t>
+      </w:r>
+    </w:p>
+    <w:p>
+      <w:pPr>
+        <w:pStyle w:val="3"/>
+        <w:pStyle w:val="Heading3"/>
+        <w:bidi w:val="false"/>
+        <w:spacing w:after="120" w:before="240"/>
+        <w:keepNext/>
+      </w:pPr>
+      <w:bookmarkStart w:name="_Toc_PDFfiller_Software_Developer_October_201_9" w:id="1"/>
+      <w:r>
+        <w:rPr>
+          <w:rFonts w:ascii="Aptos" w:cs="Aptos" w:eastAsia="Aptos" w:hAnsi="Aptos"/>
+          <w:color w:val="000000"/>
+          <w:sz w:val="24"/>
+          <w:szCs w:val="24"/>
+          <w:rtl w:val="false"/>
+        </w:rPr>
+        <w:t xml:space="preserve">PDFfiller — Software Developer | October 2016 – November 2019</w:t>
+      </w:r>
+      <w:bookmarkEnd w:id="1"/>
+    </w:p>
+    <w:p>
+      <w:pPr>
+        <w:pStyle w:val="ListParagraph"/>
+        <w:numPr>
+          <w:ilvl w:val="0"/>
+          <w:numId w:val="1"/>
+        </w:numPr>
+        <w:bidi w:val="false"/>
+        <w:spacing w:after="60" w:before="60"/>
+        <w:keepNext/>
+      </w:pPr>
+      <w:r>
+        <w:rPr>
+          <w:rFonts w:ascii="Aptos" w:cs="Aptos" w:eastAsia="Aptos" w:hAnsi="Aptos"/>
+          <w:color w:val="000000"/>
+          <w:sz w:val="24"/>
+          <w:szCs w:val="24"/>
+          <w:rtl w:val="false"/>
+        </w:rPr>
+        <w:t xml:space="preserve">Guidato cinque backend engineer nello sviluppo del servizio di email transazionali.</w:t>
+      </w:r>
+    </w:p>
+    <w:p>
+      <w:pPr>
+        <w:pStyle w:val="ListParagraph"/>
+        <w:numPr>
+          <w:ilvl w:val="0"/>
+          <w:numId w:val="1"/>
+        </w:numPr>
+        <w:bidi w:val="false"/>
+        <w:spacing w:after="60" w:before="60"/>
+      </w:pPr>
+      <w:r>
+        <w:rPr>
+          <w:rFonts w:ascii="Aptos" w:cs="Aptos" w:eastAsia="Aptos" w:hAnsi="Aptos"/>
+          <w:color w:val="000000"/>
+          <w:sz w:val="24"/>
+          <w:szCs w:val="24"/>
+          <w:rtl w:val="false"/>
+        </w:rPr>
+        <w:t xml:space="preserve">Preparato il servizio per circa 3 milioni di email mensili e picchi BFCM fino a 10x, curando capacità e affidabilità.</w:t>
+      </w:r>
+    </w:p>
+    <w:p>
+      <w:pPr>
+        <w:bidi w:val="false"/>
+        <w:spacing w:after="120" w:before="120" w:line="259.20000000000005"/>
+        <w:jc w:val="left"/>
+      </w:pPr>
+      <w:r>
+        <w:rPr>
+          <w:rFonts w:ascii="Aptos" w:cs="Aptos" w:eastAsia="Aptos" w:hAnsi="Aptos"/>
+          <w:color w:val="000000"/>
+          <w:sz w:val="24"/>
+          <w:szCs w:val="24"/>
+          <w:rtl w:val="false"/>
+        </w:rPr>
+        <w:t xml:space="preserve">Technologies: PHP, Laravel, MySQL, RabbitMQ, DNS, DKIM, SPF, DMARC.</w:t>
       </w:r>
     </w:p>
     <w:p>
@@ -649,7 +761,7 @@
         <w:bidi w:val="false"/>
         <w:spacing w:after="120" w:before="240"/>
       </w:pPr>
-      <w:bookmarkStart w:name="_Toc_Education_8" w:id="1"/>
+      <w:bookmarkStart w:name="_Toc_Additional_Experience_10" w:id="1"/>
       <w:r>
         <w:rPr>
           <w:rFonts w:ascii="Aptos" w:cs="Aptos" w:eastAsia="Aptos" w:hAnsi="Aptos"/>
@@ -658,6 +770,94 @@
           <w:szCs w:val="28"/>
           <w:rtl w:val="false"/>
         </w:rPr>
+        <w:t xml:space="preserve">Additional Experience</w:t>
+      </w:r>
+      <w:bookmarkEnd w:id="1"/>
+    </w:p>
+    <w:p>
+      <w:pPr>
+        <w:bidi w:val="false"/>
+        <w:spacing w:after="120" w:before="120" w:line="259.20000000000005"/>
+        <w:jc w:val="left"/>
+      </w:pPr>
+      <w:r>
+        <w:rPr>
+          <w:rFonts w:ascii="Aptos" w:cs="Aptos" w:eastAsia="Aptos" w:hAnsi="Aptos"/>
+          <w:color w:val="000000"/>
+          <w:sz w:val="24"/>
+          <w:szCs w:val="24"/>
+          <w:rtl w:val="false"/>
+        </w:rPr>
+        <w:t xml:space="preserve">Sixt — Senior Software Developer | December 2018 – November 2019</w:t>
+      </w:r>
+    </w:p>
+    <w:p>
+      <w:pPr>
+        <w:bidi w:val="false"/>
+        <w:spacing w:after="120" w:before="120" w:line="259.20000000000005"/>
+        <w:jc w:val="left"/>
+      </w:pPr>
+      <w:r>
+        <w:rPr>
+          <w:rFonts w:ascii="Aptos" w:cs="Aptos" w:eastAsia="Aptos" w:hAnsi="Aptos"/>
+          <w:color w:val="000000"/>
+          <w:sz w:val="24"/>
+          <w:szCs w:val="24"/>
+          <w:rtl w:val="false"/>
+        </w:rPr>
+        <w:t xml:space="preserve">Aurum Software — Senior Software Developer | November 2015 – November 2016</w:t>
+      </w:r>
+    </w:p>
+    <w:p>
+      <w:pPr>
+        <w:bidi w:val="false"/>
+        <w:spacing w:after="120" w:before="120" w:line="259.20000000000005"/>
+        <w:jc w:val="left"/>
+      </w:pPr>
+      <w:r>
+        <w:rPr>
+          <w:rFonts w:ascii="Aptos" w:cs="Aptos" w:eastAsia="Aptos" w:hAnsi="Aptos"/>
+          <w:color w:val="000000"/>
+          <w:sz w:val="24"/>
+          <w:szCs w:val="24"/>
+          <w:rtl w:val="false"/>
+        </w:rPr>
+        <w:t xml:space="preserve">Upwork freelance — Software Developer | July 2008 – September 2016</w:t>
+      </w:r>
+    </w:p>
+    <w:p>
+      <w:pPr>
+        <w:bidi w:val="false"/>
+        <w:spacing w:after="120" w:before="120" w:line="259.20000000000005"/>
+        <w:jc w:val="left"/>
+      </w:pPr>
+      <w:r>
+        <w:rPr>
+          <w:rFonts w:ascii="Aptos" w:cs="Aptos" w:eastAsia="Aptos" w:hAnsi="Aptos"/>
+          <w:color w:val="000000"/>
+          <w:sz w:val="24"/>
+          <w:szCs w:val="24"/>
+          <w:rtl w:val="false"/>
+        </w:rPr>
+        <w:t xml:space="preserve">CoinsBank/bit-x — Senior Software Developer | January 2014 – November 2015</w:t>
+      </w:r>
+    </w:p>
+    <w:p>
+      <w:pPr>
+        <w:pStyle w:val="2"/>
+        <w:pStyle w:val="Heading2"/>
+        <w:bidi w:val="false"/>
+        <w:spacing w:after="120" w:before="240"/>
+      </w:pPr>
+      <w:bookmarkStart w:name="_Toc_Education_11" w:id="1"/>
+      <w:r>
+        <w:rPr>
+          <w:rFonts w:ascii="Aptos" w:cs="Aptos" w:eastAsia="Aptos" w:hAnsi="Aptos"/>
+          <w:color w:val="000000"/>
+          <w:sz w:val="28"/>
+          <w:szCs w:val="28"/>
+          <w:rtl w:val="false"/>
+        </w:rPr>
         <w:t xml:space="preserve">Education</w:t>
       </w:r>
       <w:bookmarkEnd w:id="1"/>
@@ -698,7 +898,7 @@
         <w:bidi w:val="false"/>
         <w:spacing w:after="120" w:before="240"/>
       </w:pPr>
-      <w:bookmarkStart w:name="_Toc_Languages_9" w:id="1"/>
+      <w:bookmarkStart w:name="_Toc_Languages_12" w:id="1"/>
       <w:r>
         <w:rPr>
           <w:rFonts w:ascii="Aptos" w:cs="Aptos" w:eastAsia="Aptos" w:hAnsi="Aptos"/>

--- a/registry/jobs/2026-10-04_183713_comparasemplice_it-senior-developer_86fa502f-23b7-4734-acfc-3821ef957d10/application/cv.docx
+++ b/registry/jobs/2026-10-04_183713_comparasemplice_it-senior-developer_86fa502f-23b7-4734-acfc-3821ef957d10/application/cv.docx
@@ -55,7 +55,7 @@
         </w:rPr>
         <w:t xml:space="preserve">Roma, Italia · +39 351 370 1194 · </w:t>
       </w:r>
-      <w:hyperlink w:history="1" r:id="rIdb6ay75fxcvdrza9va7gsg">
+      <w:hyperlink w:history="1" r:id="rIdzmkjr_lbxza5lvaf-bvdr">
         <w:r>
           <w:rPr>
             <w:rFonts w:ascii="Aptos" w:cs="Aptos" w:eastAsia="Aptos" w:hAnsi="Aptos"/>
@@ -85,7 +85,7 @@
         </w:rPr>
         <w:t xml:space="preserve">LinkedIn: </w:t>
       </w:r>
-      <w:hyperlink w:history="1" r:id="rIdzjwzosrbfjynzpit_q2ez">
+      <w:hyperlink w:history="1" r:id="rIdz4dnq1eqray0aaectee5h">
         <w:r>
           <w:rPr>
             <w:rFonts w:ascii="Aptos" w:cs="Aptos" w:eastAsia="Aptos" w:hAnsi="Aptos"/>
@@ -108,7 +108,7 @@
         </w:rPr>
         <w:t xml:space="preserve"> · GitHub: </w:t>
       </w:r>
-      <w:hyperlink w:history="1" r:id="rIdd9nzzhdva78_sgmqtcdho">
+      <w:hyperlink w:history="1" r:id="rId4dkq_tb44iy1ildtxpdcw">
         <w:r>
           <w:rPr>
             <w:rFonts w:ascii="Aptos" w:cs="Aptos" w:eastAsia="Aptos" w:hAnsi="Aptos"/>
@@ -681,7 +681,28 @@
         <w:spacing w:after="120" w:before="240"/>
         <w:keepNext/>
       </w:pPr>
-      <w:bookmarkStart w:name="_Toc_PDFfiller_Software_Developer_October_201_9" w:id="1"/>
+      <w:bookmarkStart w:name="_Toc_Sixt_Senior_Software_Developer_December__9" w:id="1"/>
+      <w:r>
+        <w:rPr>
+          <w:rFonts w:ascii="Aptos" w:cs="Aptos" w:eastAsia="Aptos" w:hAnsi="Aptos"/>
+          <w:color w:val="000000"/>
+          <w:sz w:val="24"/>
+          <w:szCs w:val="24"/>
+          <w:rtl w:val="false"/>
+        </w:rPr>
+        <w:t xml:space="preserve">Sixt — Senior Software Developer | December 2018 – November 2019</w:t>
+      </w:r>
+      <w:bookmarkEnd w:id="1"/>
+    </w:p>
+    <w:p>
+      <w:pPr>
+        <w:pStyle w:val="3"/>
+        <w:pStyle w:val="Heading3"/>
+        <w:bidi w:val="false"/>
+        <w:spacing w:after="120" w:before="240"/>
+        <w:keepNext/>
+      </w:pPr>
+      <w:bookmarkStart w:name="_Toc_PDFfiller_Software_Developer_October_201_10" w:id="1"/>
       <w:r>
         <w:rPr>
           <w:rFonts w:ascii="Aptos" w:cs="Aptos" w:eastAsia="Aptos" w:hAnsi="Aptos"/>
@@ -756,12 +777,76 @@
     </w:p>
     <w:p>
       <w:pPr>
+        <w:pStyle w:val="3"/>
+        <w:pStyle w:val="Heading3"/>
+        <w:bidi w:val="false"/>
+        <w:spacing w:after="120" w:before="240"/>
+        <w:keepNext/>
+      </w:pPr>
+      <w:bookmarkStart w:name="_Toc_Aurum_Software_Senior_Software_Developer_11" w:id="1"/>
+      <w:r>
+        <w:rPr>
+          <w:rFonts w:ascii="Aptos" w:cs="Aptos" w:eastAsia="Aptos" w:hAnsi="Aptos"/>
+          <w:color w:val="000000"/>
+          <w:sz w:val="24"/>
+          <w:szCs w:val="24"/>
+          <w:rtl w:val="false"/>
+        </w:rPr>
+        <w:t xml:space="preserve">Aurum Software — Senior Software Developer | November 2015 – November 2016</w:t>
+      </w:r>
+      <w:bookmarkEnd w:id="1"/>
+    </w:p>
+    <w:p>
+      <w:pPr>
+        <w:pStyle w:val="3"/>
+        <w:pStyle w:val="Heading3"/>
+        <w:bidi w:val="false"/>
+        <w:spacing w:after="120" w:before="240"/>
+        <w:keepNext/>
+      </w:pPr>
+      <w:bookmarkStart w:name="_Toc_Upwork_freelance_Software_Developer_July_12" w:id="1"/>
+      <w:r>
+        <w:rPr>
+          <w:rFonts w:ascii="Aptos" w:cs="Aptos" w:eastAsia="Aptos" w:hAnsi="Aptos"/>
+          <w:color w:val="000000"/>
+          <w:sz w:val="24"/>
+          <w:szCs w:val="24"/>
+          <w:rtl w:val="false"/>
+        </w:rPr>
+        <w:t xml:space="preserve">Upwork freelance — Software Developer | July 2008 – September 2016</w:t>
+      </w:r>
+      <w:bookmarkEnd w:id="1"/>
+    </w:p>
+    <w:p>
+      <w:pPr>
+        <w:pStyle w:val="3"/>
+        <w:pStyle w:val="Heading3"/>
+        <w:bidi w:val="false"/>
+        <w:spacing w:after="120" w:before="240"/>
+        <w:keepNext/>
+      </w:pPr>
+      <w:bookmarkStart w:name="_Toc_CoinsBankbitx_Senior_Software_Developer__13" w:id="1"/>
+      <w:r>
+        <w:rPr>
+          <w:rFonts w:ascii="Aptos" w:cs="Aptos" w:eastAsia="Aptos" w:hAnsi="Aptos"/>
+          <w:color w:val="000000"/>
+          <w:sz w:val="24"/>
+          <w:szCs w:val="24"/>
+          <w:rtl w:val="false"/>
+        </w:rPr>
+        <w:t xml:space="preserve">CoinsBank/bit-x — Senior Software Developer | January 2014 – November 2015</w:t>
+      </w:r>
+      <w:bookmarkEnd w:id="1"/>
+    </w:p>
+    <w:p>
+      <w:pPr>
         <w:pStyle w:val="2"/>
         <w:pStyle w:val="Heading2"/>
         <w:bidi w:val="false"/>
         <w:spacing w:after="120" w:before="240"/>
-      </w:pPr>
-      <w:bookmarkStart w:name="_Toc_Additional_Experience_10" w:id="1"/>
+        <w:keepNext/>
+      </w:pPr>
+      <w:bookmarkStart w:name="_Toc_Education_14" w:id="1"/>
       <w:r>
         <w:rPr>
           <w:rFonts w:ascii="Aptos" w:cs="Aptos" w:eastAsia="Aptos" w:hAnsi="Aptos"/>
@@ -770,7 +855,7 @@
           <w:szCs w:val="28"/>
           <w:rtl w:val="false"/>
         </w:rPr>
-        <w:t xml:space="preserve">Additional Experience</w:t>
+        <w:t xml:space="preserve">Education</w:t>
       </w:r>
       <w:bookmarkEnd w:id="1"/>
     </w:p>
@@ -783,63 +868,24 @@
       <w:r>
         <w:rPr>
           <w:rFonts w:ascii="Aptos" w:cs="Aptos" w:eastAsia="Aptos" w:hAnsi="Aptos"/>
-          <w:color w:val="000000"/>
-          <w:sz w:val="24"/>
-          <w:szCs w:val="24"/>
-          <w:rtl w:val="false"/>
-        </w:rPr>
-        <w:t xml:space="preserve">Sixt — Senior Software Developer | December 2018 – November 2019</w:t>
-      </w:r>
-    </w:p>
-    <w:p>
-      <w:pPr>
-        <w:bidi w:val="false"/>
-        <w:spacing w:after="120" w:before="120" w:line="259.20000000000005"/>
-        <w:jc w:val="left"/>
-      </w:pPr>
-      <w:r>
-        <w:rPr>
-          <w:rFonts w:ascii="Aptos" w:cs="Aptos" w:eastAsia="Aptos" w:hAnsi="Aptos"/>
-          <w:color w:val="000000"/>
-          <w:sz w:val="24"/>
-          <w:szCs w:val="24"/>
-          <w:rtl w:val="false"/>
-        </w:rPr>
-        <w:t xml:space="preserve">Aurum Software — Senior Software Developer | November 2015 – November 2016</w:t>
-      </w:r>
-    </w:p>
-    <w:p>
-      <w:pPr>
-        <w:bidi w:val="false"/>
-        <w:spacing w:after="120" w:before="120" w:line="259.20000000000005"/>
-        <w:jc w:val="left"/>
-      </w:pPr>
-      <w:r>
-        <w:rPr>
-          <w:rFonts w:ascii="Aptos" w:cs="Aptos" w:eastAsia="Aptos" w:hAnsi="Aptos"/>
-          <w:color w:val="000000"/>
-          <w:sz w:val="24"/>
-          <w:szCs w:val="24"/>
-          <w:rtl w:val="false"/>
-        </w:rPr>
-        <w:t xml:space="preserve">Upwork freelance — Software Developer | July 2008 – September 2016</w:t>
-      </w:r>
-    </w:p>
-    <w:p>
-      <w:pPr>
-        <w:bidi w:val="false"/>
-        <w:spacing w:after="120" w:before="120" w:line="259.20000000000005"/>
-        <w:jc w:val="left"/>
-      </w:pPr>
-      <w:r>
-        <w:rPr>
-          <w:rFonts w:ascii="Aptos" w:cs="Aptos" w:eastAsia="Aptos" w:hAnsi="Aptos"/>
-          <w:color w:val="000000"/>
-          <w:sz w:val="24"/>
-          <w:szCs w:val="24"/>
-          <w:rtl w:val="false"/>
-        </w:rPr>
-        <w:t xml:space="preserve">CoinsBank/bit-x — Senior Software Developer | January 2014 – November 2015</w:t>
+          <w:b/>
+          <w:bCs/>
+          <w:color w:val="000000"/>
+          <w:sz w:val="24"/>
+          <w:szCs w:val="24"/>
+          <w:rtl w:val="false"/>
+        </w:rPr>
+        <w:t xml:space="preserve">MSc in Computer Science</w:t>
+      </w:r>
+      <w:r>
+        <w:rPr>
+          <w:rFonts w:ascii="Aptos" w:cs="Aptos" w:eastAsia="Aptos" w:hAnsi="Aptos"/>
+          <w:color w:val="000000"/>
+          <w:sz w:val="24"/>
+          <w:szCs w:val="24"/>
+          <w:rtl w:val="false"/>
+        </w:rPr>
+        <w:t xml:space="preserve">, National Technical University, Kharkiv, Ucraina — 2003–2008</w:t>
       </w:r>
     </w:p>
     <w:p>
@@ -849,56 +895,7 @@
         <w:bidi w:val="false"/>
         <w:spacing w:after="120" w:before="240"/>
       </w:pPr>
-      <w:bookmarkStart w:name="_Toc_Education_11" w:id="1"/>
-      <w:r>
-        <w:rPr>
-          <w:rFonts w:ascii="Aptos" w:cs="Aptos" w:eastAsia="Aptos" w:hAnsi="Aptos"/>
-          <w:color w:val="000000"/>
-          <w:sz w:val="28"/>
-          <w:szCs w:val="28"/>
-          <w:rtl w:val="false"/>
-        </w:rPr>
-        <w:t xml:space="preserve">Education</w:t>
-      </w:r>
-      <w:bookmarkEnd w:id="1"/>
-    </w:p>
-    <w:p>
-      <w:pPr>
-        <w:bidi w:val="false"/>
-        <w:spacing w:after="120" w:before="120" w:line="259.20000000000005"/>
-        <w:jc w:val="left"/>
-      </w:pPr>
-      <w:r>
-        <w:rPr>
-          <w:rFonts w:ascii="Aptos" w:cs="Aptos" w:eastAsia="Aptos" w:hAnsi="Aptos"/>
-          <w:b/>
-          <w:bCs/>
-          <w:color w:val="000000"/>
-          <w:sz w:val="24"/>
-          <w:szCs w:val="24"/>
-          <w:rtl w:val="false"/>
-        </w:rPr>
-        <w:t xml:space="preserve">MSc in Computer Science</w:t>
-      </w:r>
-      <w:r>
-        <w:rPr>
-          <w:rFonts w:ascii="Aptos" w:cs="Aptos" w:eastAsia="Aptos" w:hAnsi="Aptos"/>
-          <w:color w:val="000000"/>
-          <w:sz w:val="24"/>
-          <w:szCs w:val="24"/>
-          <w:rtl w:val="false"/>
-        </w:rPr>
-        <w:t xml:space="preserve">, National Technical University, Kharkiv, Ucraina — 2003–2008</w:t>
-      </w:r>
-    </w:p>
-    <w:p>
-      <w:pPr>
-        <w:pStyle w:val="2"/>
-        <w:pStyle w:val="Heading2"/>
-        <w:bidi w:val="false"/>
-        <w:spacing w:after="120" w:before="240"/>
-      </w:pPr>
-      <w:bookmarkStart w:name="_Toc_Languages_12" w:id="1"/>
+      <w:bookmarkStart w:name="_Toc_Languages_15" w:id="1"/>
       <w:r>
         <w:rPr>
           <w:rFonts w:ascii="Aptos" w:cs="Aptos" w:eastAsia="Aptos" w:hAnsi="Aptos"/>

--- a/registry/jobs/2026-10-04_183713_comparasemplice_it-senior-developer_86fa502f-23b7-4734-acfc-3821ef957d10/application/cv.docx
+++ b/registry/jobs/2026-10-04_183713_comparasemplice_it-senior-developer_86fa502f-23b7-4734-acfc-3821ef957d10/application/cv.docx
@@ -55,7 +55,7 @@
         </w:rPr>
         <w:t xml:space="preserve">Roma, Italia · +39 351 370 1194 · </w:t>
       </w:r>
-      <w:hyperlink w:history="1" r:id="rIdzmkjr_lbxza5lvaf-bvdr">
+      <w:hyperlink w:history="1" r:id="rIdfxnp0pe3b7ccd_8njpkwx">
         <w:r>
           <w:rPr>
             <w:rFonts w:ascii="Aptos" w:cs="Aptos" w:eastAsia="Aptos" w:hAnsi="Aptos"/>
@@ -85,7 +85,7 @@
         </w:rPr>
         <w:t xml:space="preserve">LinkedIn: </w:t>
       </w:r>
-      <w:hyperlink w:history="1" r:id="rIdz4dnq1eqray0aaectee5h">
+      <w:hyperlink w:history="1" r:id="rIdoljudhbafw1jfbc2ll5sq">
         <w:r>
           <w:rPr>
             <w:rFonts w:ascii="Aptos" w:cs="Aptos" w:eastAsia="Aptos" w:hAnsi="Aptos"/>
@@ -108,7 +108,7 @@
         </w:rPr>
         <w:t xml:space="preserve"> · GitHub: </w:t>
       </w:r>
-      <w:hyperlink w:history="1" r:id="rId4dkq_tb44iy1ildtxpdcw">
+      <w:hyperlink w:history="1" r:id="rIdpcqxpljukhiuir2mismgi">
         <w:r>
           <w:rPr>
             <w:rFonts w:ascii="Aptos" w:cs="Aptos" w:eastAsia="Aptos" w:hAnsi="Aptos"/>
@@ -777,76 +777,12 @@
     </w:p>
     <w:p>
       <w:pPr>
-        <w:pStyle w:val="3"/>
-        <w:pStyle w:val="Heading3"/>
-        <w:bidi w:val="false"/>
-        <w:spacing w:after="120" w:before="240"/>
-        <w:keepNext/>
-      </w:pPr>
-      <w:bookmarkStart w:name="_Toc_Aurum_Software_Senior_Software_Developer_11" w:id="1"/>
-      <w:r>
-        <w:rPr>
-          <w:rFonts w:ascii="Aptos" w:cs="Aptos" w:eastAsia="Aptos" w:hAnsi="Aptos"/>
-          <w:color w:val="000000"/>
-          <w:sz w:val="24"/>
-          <w:szCs w:val="24"/>
-          <w:rtl w:val="false"/>
-        </w:rPr>
-        <w:t xml:space="preserve">Aurum Software — Senior Software Developer | November 2015 – November 2016</w:t>
-      </w:r>
-      <w:bookmarkEnd w:id="1"/>
-    </w:p>
-    <w:p>
-      <w:pPr>
-        <w:pStyle w:val="3"/>
-        <w:pStyle w:val="Heading3"/>
-        <w:bidi w:val="false"/>
-        <w:spacing w:after="120" w:before="240"/>
-        <w:keepNext/>
-      </w:pPr>
-      <w:bookmarkStart w:name="_Toc_Upwork_freelance_Software_Developer_July_12" w:id="1"/>
-      <w:r>
-        <w:rPr>
-          <w:rFonts w:ascii="Aptos" w:cs="Aptos" w:eastAsia="Aptos" w:hAnsi="Aptos"/>
-          <w:color w:val="000000"/>
-          <w:sz w:val="24"/>
-          <w:szCs w:val="24"/>
-          <w:rtl w:val="false"/>
-        </w:rPr>
-        <w:t xml:space="preserve">Upwork freelance — Software Developer | July 2008 – September 2016</w:t>
-      </w:r>
-      <w:bookmarkEnd w:id="1"/>
-    </w:p>
-    <w:p>
-      <w:pPr>
-        <w:pStyle w:val="3"/>
-        <w:pStyle w:val="Heading3"/>
-        <w:bidi w:val="false"/>
-        <w:spacing w:after="120" w:before="240"/>
-        <w:keepNext/>
-      </w:pPr>
-      <w:bookmarkStart w:name="_Toc_CoinsBankbitx_Senior_Software_Developer__13" w:id="1"/>
-      <w:r>
-        <w:rPr>
-          <w:rFonts w:ascii="Aptos" w:cs="Aptos" w:eastAsia="Aptos" w:hAnsi="Aptos"/>
-          <w:color w:val="000000"/>
-          <w:sz w:val="24"/>
-          <w:szCs w:val="24"/>
-          <w:rtl w:val="false"/>
-        </w:rPr>
-        <w:t xml:space="preserve">CoinsBank/bit-x — Senior Software Developer | January 2014 – November 2015</w:t>
-      </w:r>
-      <w:bookmarkEnd w:id="1"/>
-    </w:p>
-    <w:p>
-      <w:pPr>
         <w:pStyle w:val="2"/>
         <w:pStyle w:val="Heading2"/>
         <w:bidi w:val="false"/>
         <w:spacing w:after="120" w:before="240"/>
-        <w:keepNext/>
-      </w:pPr>
-      <w:bookmarkStart w:name="_Toc_Education_14" w:id="1"/>
+      </w:pPr>
+      <w:bookmarkStart w:name="_Toc_Education_11" w:id="1"/>
       <w:r>
         <w:rPr>
           <w:rFonts w:ascii="Aptos" w:cs="Aptos" w:eastAsia="Aptos" w:hAnsi="Aptos"/>
@@ -895,7 +831,7 @@
         <w:bidi w:val="false"/>
         <w:spacing w:after="120" w:before="240"/>
       </w:pPr>
-      <w:bookmarkStart w:name="_Toc_Languages_15" w:id="1"/>
+      <w:bookmarkStart w:name="_Toc_Languages_12" w:id="1"/>
       <w:r>
         <w:rPr>
           <w:rFonts w:ascii="Aptos" w:cs="Aptos" w:eastAsia="Aptos" w:hAnsi="Aptos"/>
